--- a/human/tasks/U-07/summary.docx
+++ b/human/tasks/U-07/summary.docx
@@ -143,7 +143,7 @@
     </w:p>
     <w:p>
       <w:r>
-        <w:t>共享Unity工程、旧PromptDisplay和现有逻辑投影留在模块，不复制缓存；本轮只归档有证据冲突的原规格。其他包、共享模块和根目录双层迁移仍待继续。</w:t>
+        <w:t>共享Unity工程、旧PromptDisplay和现有逻辑投影留在模块，不复制缓存；本轮只归档有证据冲突的原规格。根目录19/19项已迁入human/agent，当前读取和运行入口已验证，业务签收不变。</w:t>
       </w:r>
     </w:p>
     <w:p>
@@ -207,7 +207,12 @@
     </w:p>
     <w:p>
       <w:r>
-        <w:t>累计27/71包，剩余44，下一U-08。先从Agent层修正当前设计与归档，再生成单包和串联Word；不因当前文档可读而关闭剩余任务、模块或根目录整体迁移。</w:t>
+        <w:t>规范化71/71包、根目录迁移19/19项完成；每包Word由Agent源生成。</w:t>
+      </w:r>
+    </w:p>
+    <w:p>
+      <w:r>
+        <w:t>业务状态WAIT_DEP，原签收与未交付项不变；后续按注册表和实际依赖推进。</w:t>
       </w:r>
     </w:p>
     <w:p>
